--- a/assets/templates/dignitatis_relatorio.docx
+++ b/assets/templates/dignitatis_relatorio.docx
@@ -12,7 +12,7 @@
         <w:rPr>
           <w:rFonts w:ascii="Georgia" w:hAnsi="Georgia"/>
           <w:b/>
-          <w:color w:val="4A7A5C"/>
+          <w:color w:val="B54E31"/>
           <w:sz w:val="56"/>
         </w:rPr>
         <w:t>RELATÓRIO</w:t>
@@ -25,7 +25,7 @@
       <w:r>
         <w:rPr>
           <w:rFonts w:ascii="Georgia" w:hAnsi="Georgia"/>
-          <w:color w:val="2D3D2F"/>
+          <w:color w:val="0F1F3D"/>
           <w:sz w:val="36"/>
         </w:rPr>
         <w:t>[Título do Relatório]</w:t>
@@ -39,10 +39,10 @@
       <w:r>
         <w:rPr>
           <w:rFonts w:ascii="Georgia" w:hAnsi="Georgia"/>
-          <w:color w:val="8C9E8C"/>
+          <w:color w:val="9E8E7C"/>
           <w:sz w:val="20"/>
         </w:rPr>
-        <w:t>Dignidade · Dignidad · Tekó Porã · Ọlá</w:t>
+        <w:t>Direitos Humanos · Paraíba · Brasil</w:t>
       </w:r>
     </w:p>
     <w:p/>
@@ -90,7 +90,7 @@
       <w:pPr>
         <w:spacing w:before="0" w:after="120"/>
         <w:pBdr>
-          <w:bottom w:val="single" w:sz="12" w:space="1" w:color="4A7A5C"/>
+          <w:bottom w:val="single" w:sz="12" w:space="1" w:color="B54E31"/>
         </w:pBdr>
       </w:pPr>
     </w:p>
@@ -102,7 +102,7 @@
         <w:rPr>
           <w:rFonts w:ascii="Georgia" w:hAnsi="Georgia"/>
           <w:b/>
-          <w:color w:val="2D3D2F"/>
+          <w:color w:val="0F1F3D"/>
           <w:sz w:val="20"/>
         </w:rPr>
         <w:t>DIGNITATIS — Organização de Direitos Humanos</w:t>
@@ -121,7 +121,7 @@
         <w:rPr>
           <w:rFonts w:ascii="Georgia" w:hAnsi="Georgia"/>
           <w:b/>
-          <w:color w:val="2D3D2F"/>
+          <w:color w:val="0F1F3D"/>
           <w:sz w:val="36"/>
         </w:rPr>
         <w:t>DIGNITATIS</w:t>
@@ -134,10 +134,10 @@
       <w:r>
         <w:rPr>
           <w:rFonts w:ascii="Georgia" w:hAnsi="Georgia"/>
-          <w:color w:val="8C9E8C"/>
+          <w:color w:val="9E8E7C"/>
           <w:sz w:val="16"/>
         </w:rPr>
-        <w:t>Dignidade · Dignidad · Tekó Porã · Ọlá</w:t>
+        <w:t>Direitos Humanos · Paraíba · Brasil</w:t>
       </w:r>
     </w:p>
     <w:p>
@@ -147,7 +147,7 @@
       <w:r>
         <w:rPr>
           <w:rFonts w:ascii="Calibri" w:hAnsi="Calibri"/>
-          <w:color w:val="4A7A5C"/>
+          <w:color w:val="B54E31"/>
           <w:sz w:val="18"/>
         </w:rPr>
         <w:t>Organização de Direitos Humanos</w:t>
@@ -157,7 +157,7 @@
       <w:pPr>
         <w:spacing w:before="0" w:after="120"/>
         <w:pBdr>
-          <w:bottom w:val="single" w:sz="12" w:space="1" w:color="4A7A5C"/>
+          <w:bottom w:val="single" w:sz="12" w:space="1" w:color="B54E31"/>
         </w:pBdr>
       </w:pPr>
     </w:p>
@@ -166,7 +166,7 @@
         <w:rPr>
           <w:rFonts w:ascii="Georgia" w:hAnsi="Georgia"/>
           <w:b/>
-          <w:color w:val="4A7A5C"/>
+          <w:color w:val="B54E31"/>
           <w:sz w:val="28"/>
         </w:rPr>
         <w:t>SUMÁRIO</w:t>
@@ -255,7 +255,7 @@
         <w:rPr>
           <w:rFonts w:ascii="Georgia" w:hAnsi="Georgia"/>
           <w:b/>
-          <w:color w:val="2D3D2F"/>
+          <w:color w:val="0F1F3D"/>
           <w:sz w:val="36"/>
         </w:rPr>
         <w:t>DIGNITATIS</w:t>
@@ -268,10 +268,10 @@
       <w:r>
         <w:rPr>
           <w:rFonts w:ascii="Georgia" w:hAnsi="Georgia"/>
-          <w:color w:val="8C9E8C"/>
+          <w:color w:val="9E8E7C"/>
           <w:sz w:val="16"/>
         </w:rPr>
-        <w:t>Dignidade · Dignidad · Tekó Porã · Ọlá</w:t>
+        <w:t>Direitos Humanos · Paraíba · Brasil</w:t>
       </w:r>
     </w:p>
     <w:p>
@@ -281,7 +281,7 @@
       <w:r>
         <w:rPr>
           <w:rFonts w:ascii="Calibri" w:hAnsi="Calibri"/>
-          <w:color w:val="4A7A5C"/>
+          <w:color w:val="B54E31"/>
           <w:sz w:val="18"/>
         </w:rPr>
         <w:t>Organização de Direitos Humanos</w:t>
@@ -291,7 +291,7 @@
       <w:pPr>
         <w:spacing w:before="0" w:after="120"/>
         <w:pBdr>
-          <w:bottom w:val="single" w:sz="12" w:space="1" w:color="4A7A5C"/>
+          <w:bottom w:val="single" w:sz="12" w:space="1" w:color="B54E31"/>
         </w:pBdr>
       </w:pPr>
     </w:p>
@@ -300,7 +300,7 @@
         <w:rPr>
           <w:rFonts w:ascii="Georgia" w:hAnsi="Georgia"/>
           <w:b/>
-          <w:color w:val="4A7A5C"/>
+          <w:color w:val="B54E31"/>
           <w:sz w:val="28"/>
         </w:rPr>
         <w:t>1. Apresentação</w:t>
@@ -338,7 +338,7 @@
       <w:pPr>
         <w:spacing w:before="0" w:after="120"/>
         <w:pBdr>
-          <w:bottom w:val="single" w:sz="6" w:space="1" w:color="4A7A5C"/>
+          <w:bottom w:val="single" w:sz="6" w:space="1" w:color="B54E31"/>
         </w:pBdr>
       </w:pPr>
     </w:p>
@@ -349,7 +349,7 @@
       <w:r>
         <w:rPr>
           <w:rFonts w:ascii="Calibri" w:hAnsi="Calibri"/>
-          <w:color w:val="8C9E8C"/>
+          <w:color w:val="9E8E7C"/>
           <w:sz w:val="14"/>
         </w:rPr>
         <w:t>[Nome Legal da Organização]  ·  CNPJ: [00.000.000/0000-00]  ·  [Endereço]  ·  [Cidade/UF]  ·  [e-mail]  ·  [site]</w:t>
@@ -368,7 +368,7 @@
         <w:rPr>
           <w:rFonts w:ascii="Georgia" w:hAnsi="Georgia"/>
           <w:b/>
-          <w:color w:val="2D3D2F"/>
+          <w:color w:val="0F1F3D"/>
           <w:sz w:val="36"/>
         </w:rPr>
         <w:t>DIGNITATIS</w:t>
@@ -381,10 +381,10 @@
       <w:r>
         <w:rPr>
           <w:rFonts w:ascii="Georgia" w:hAnsi="Georgia"/>
-          <w:color w:val="8C9E8C"/>
+          <w:color w:val="9E8E7C"/>
           <w:sz w:val="16"/>
         </w:rPr>
-        <w:t>Dignidade · Dignidad · Tekó Porã · Ọlá</w:t>
+        <w:t>Direitos Humanos · Paraíba · Brasil</w:t>
       </w:r>
     </w:p>
     <w:p>
@@ -394,7 +394,7 @@
       <w:r>
         <w:rPr>
           <w:rFonts w:ascii="Calibri" w:hAnsi="Calibri"/>
-          <w:color w:val="4A7A5C"/>
+          <w:color w:val="B54E31"/>
           <w:sz w:val="18"/>
         </w:rPr>
         <w:t>Organização de Direitos Humanos</w:t>
@@ -404,7 +404,7 @@
       <w:pPr>
         <w:spacing w:before="0" w:after="120"/>
         <w:pBdr>
-          <w:bottom w:val="single" w:sz="12" w:space="1" w:color="4A7A5C"/>
+          <w:bottom w:val="single" w:sz="12" w:space="1" w:color="B54E31"/>
         </w:pBdr>
       </w:pPr>
     </w:p>
@@ -413,7 +413,7 @@
         <w:rPr>
           <w:rFonts w:ascii="Georgia" w:hAnsi="Georgia"/>
           <w:b/>
-          <w:color w:val="4A7A5C"/>
+          <w:color w:val="B54E31"/>
           <w:sz w:val="28"/>
         </w:rPr>
         <w:t>2. Contexto e Objetivos</w:t>
@@ -451,7 +451,7 @@
       <w:pPr>
         <w:spacing w:before="0" w:after="120"/>
         <w:pBdr>
-          <w:bottom w:val="single" w:sz="6" w:space="1" w:color="4A7A5C"/>
+          <w:bottom w:val="single" w:sz="6" w:space="1" w:color="B54E31"/>
         </w:pBdr>
       </w:pPr>
     </w:p>
@@ -462,7 +462,7 @@
       <w:r>
         <w:rPr>
           <w:rFonts w:ascii="Calibri" w:hAnsi="Calibri"/>
-          <w:color w:val="8C9E8C"/>
+          <w:color w:val="9E8E7C"/>
           <w:sz w:val="14"/>
         </w:rPr>
         <w:t>[Nome Legal da Organização]  ·  CNPJ: [00.000.000/0000-00]  ·  [Endereço]  ·  [Cidade/UF]  ·  [e-mail]  ·  [site]</w:t>
@@ -481,7 +481,7 @@
         <w:rPr>
           <w:rFonts w:ascii="Georgia" w:hAnsi="Georgia"/>
           <w:b/>
-          <w:color w:val="2D3D2F"/>
+          <w:color w:val="0F1F3D"/>
           <w:sz w:val="36"/>
         </w:rPr>
         <w:t>DIGNITATIS</w:t>
@@ -494,10 +494,10 @@
       <w:r>
         <w:rPr>
           <w:rFonts w:ascii="Georgia" w:hAnsi="Georgia"/>
-          <w:color w:val="8C9E8C"/>
+          <w:color w:val="9E8E7C"/>
           <w:sz w:val="16"/>
         </w:rPr>
-        <w:t>Dignidade · Dignidad · Tekó Porã · Ọlá</w:t>
+        <w:t>Direitos Humanos · Paraíba · Brasil</w:t>
       </w:r>
     </w:p>
     <w:p>
@@ -507,7 +507,7 @@
       <w:r>
         <w:rPr>
           <w:rFonts w:ascii="Calibri" w:hAnsi="Calibri"/>
-          <w:color w:val="4A7A5C"/>
+          <w:color w:val="B54E31"/>
           <w:sz w:val="18"/>
         </w:rPr>
         <w:t>Organização de Direitos Humanos</w:t>
@@ -517,7 +517,7 @@
       <w:pPr>
         <w:spacing w:before="0" w:after="120"/>
         <w:pBdr>
-          <w:bottom w:val="single" w:sz="12" w:space="1" w:color="4A7A5C"/>
+          <w:bottom w:val="single" w:sz="12" w:space="1" w:color="B54E31"/>
         </w:pBdr>
       </w:pPr>
     </w:p>
@@ -526,7 +526,7 @@
         <w:rPr>
           <w:rFonts w:ascii="Georgia" w:hAnsi="Georgia"/>
           <w:b/>
-          <w:color w:val="4A7A5C"/>
+          <w:color w:val="B54E31"/>
           <w:sz w:val="28"/>
         </w:rPr>
         <w:t>3. Metodologia</w:t>
@@ -564,7 +564,7 @@
       <w:pPr>
         <w:spacing w:before="0" w:after="120"/>
         <w:pBdr>
-          <w:bottom w:val="single" w:sz="6" w:space="1" w:color="4A7A5C"/>
+          <w:bottom w:val="single" w:sz="6" w:space="1" w:color="B54E31"/>
         </w:pBdr>
       </w:pPr>
     </w:p>
@@ -575,7 +575,7 @@
       <w:r>
         <w:rPr>
           <w:rFonts w:ascii="Calibri" w:hAnsi="Calibri"/>
-          <w:color w:val="8C9E8C"/>
+          <w:color w:val="9E8E7C"/>
           <w:sz w:val="14"/>
         </w:rPr>
         <w:t>[Nome Legal da Organização]  ·  CNPJ: [00.000.000/0000-00]  ·  [Endereço]  ·  [Cidade/UF]  ·  [e-mail]  ·  [site]</w:t>
